--- a/6/docs/Крос-платформне програмування [Лб6].docx
+++ b/6/docs/Крос-платформне програмування [Лб6].docx
@@ -10116,7 +10116,7 @@
           <w:color w:val="BBBEBF"/>
           <w:sz w:val="21"/>
           <w:szCs w:val="21"/>
-          <w:lang w:val="en-US"/>
+          <w:lang w:val="ru-RU"/>
         </w:rPr>
       </w:pPr>
       <w:r>
@@ -10145,7 +10145,7 @@
           <w:color w:val="FFA657"/>
           <w:sz w:val="21"/>
           <w:szCs w:val="21"/>
-          <w:lang w:val="en-US"/>
+          <w:lang w:val="ru-RU"/>
         </w:rPr>
         <w:t xml:space="preserve"> </w:t>
       </w:r>
@@ -10165,7 +10165,7 @@
           <w:color w:val="BBBEBF"/>
           <w:sz w:val="21"/>
           <w:szCs w:val="21"/>
-          <w:lang w:val="en-US"/>
+          <w:lang w:val="ru-RU"/>
         </w:rPr>
         <w:t>;</w:t>
       </w:r>
@@ -10180,18 +10180,48 @@
           <w:color w:val="BBBEBF"/>
           <w:sz w:val="21"/>
           <w:szCs w:val="21"/>
-          <w:lang w:val="en-US"/>
-        </w:rPr>
-      </w:pPr>
-      <w:r>
-        <w:rPr>
-          <w:rFonts w:ascii="Consolas" w:eastAsia="Times New Roman" w:hAnsi="Consolas" w:cs="Times New Roman"/>
-          <w:color w:val="BBBEBF"/>
-          <w:sz w:val="21"/>
-          <w:szCs w:val="21"/>
-          <w:lang w:val="en-US"/>
-        </w:rPr>
-        <w:t xml:space="preserve">    </w:t>
+          <w:lang w:val="ru-RU"/>
+        </w:rPr>
+      </w:pPr>
+      <w:r>
+        <w:rPr>
+          <w:rFonts w:ascii="Consolas" w:eastAsia="Times New Roman" w:hAnsi="Consolas" w:cs="Times New Roman"/>
+          <w:color w:val="BBBEBF"/>
+          <w:sz w:val="21"/>
+          <w:szCs w:val="21"/>
+          <w:lang w:val="en-US"/>
+        </w:rPr>
+        <w:t> </w:t>
+      </w:r>
+      <w:r>
+        <w:rPr>
+          <w:rFonts w:ascii="Consolas" w:eastAsia="Times New Roman" w:hAnsi="Consolas" w:cs="Times New Roman"/>
+          <w:color w:val="BBBEBF"/>
+          <w:sz w:val="21"/>
+          <w:szCs w:val="21"/>
+          <w:lang w:val="ru-RU"/>
+        </w:rPr>
+        <w:t xml:space="preserve"> </w:t>
+      </w:r>
+      <w:r>
+        <w:rPr>
+          <w:rFonts w:ascii="Consolas" w:eastAsia="Times New Roman" w:hAnsi="Consolas" w:cs="Times New Roman"/>
+          <w:color w:val="BBBEBF"/>
+          <w:sz w:val="21"/>
+          <w:szCs w:val="21"/>
+          <w:lang w:val="en-US"/>
+        </w:rPr>
+        <w:t> </w:t>
+      </w:r>
+      <w:r>
+        <w:rPr>
+          <w:rFonts w:ascii="Consolas" w:eastAsia="Times New Roman" w:hAnsi="Consolas" w:cs="Times New Roman"/>
+          <w:color w:val="BBBEBF"/>
+          <w:sz w:val="21"/>
+          <w:szCs w:val="21"/>
+          <w:lang w:val="ru-RU"/>
+        </w:rPr>
+        <w:t xml:space="preserve"> </w:t>
       </w:r>
       <w:r>
         <w:rPr>
@@ -10209,7 +10239,7 @@
           <w:color w:val="FFA657"/>
           <w:sz w:val="21"/>
           <w:szCs w:val="21"/>
-          <w:lang w:val="en-US"/>
+          <w:lang w:val="ru-RU"/>
         </w:rPr>
         <w:t xml:space="preserve"> </w:t>
       </w:r>
@@ -10231,7 +10261,7 @@
           <w:color w:val="BBBEBF"/>
           <w:sz w:val="21"/>
           <w:szCs w:val="21"/>
-          <w:lang w:val="en-US"/>
+          <w:lang w:val="ru-RU"/>
         </w:rPr>
         <w:t xml:space="preserve">; </w:t>
       </w:r>
@@ -10241,7 +10271,7 @@
           <w:color w:val="8B949E"/>
           <w:sz w:val="21"/>
           <w:szCs w:val="21"/>
-          <w:lang w:val="en-US"/>
+          <w:lang w:val="ru-RU"/>
         </w:rPr>
         <w:t xml:space="preserve">// </w:t>
       </w:r>
@@ -10261,7 +10291,7 @@
           <w:color w:val="8B949E"/>
           <w:sz w:val="21"/>
           <w:szCs w:val="21"/>
-          <w:lang w:val="en-US"/>
+          <w:lang w:val="ru-RU"/>
         </w:rPr>
         <w:t xml:space="preserve"> </w:t>
       </w:r>
@@ -10281,7 +10311,7 @@
           <w:color w:val="8B949E"/>
           <w:sz w:val="21"/>
           <w:szCs w:val="21"/>
-          <w:lang w:val="en-US"/>
+          <w:lang w:val="ru-RU"/>
         </w:rPr>
         <w:t xml:space="preserve"> (</w:t>
       </w:r>
@@ -10301,7 +10331,7 @@
           <w:color w:val="8B949E"/>
           <w:sz w:val="21"/>
           <w:szCs w:val="21"/>
-          <w:lang w:val="en-US"/>
+          <w:lang w:val="ru-RU"/>
         </w:rPr>
         <w:t xml:space="preserve">, </w:t>
       </w:r>
@@ -10321,7 +10351,7 @@
           <w:color w:val="8B949E"/>
           <w:sz w:val="21"/>
           <w:szCs w:val="21"/>
-          <w:lang w:val="en-US"/>
+          <w:lang w:val="ru-RU"/>
         </w:rPr>
         <w:t xml:space="preserve"> "</w:t>
       </w:r>
@@ -10341,7 +10371,7 @@
           <w:color w:val="8B949E"/>
           <w:sz w:val="21"/>
           <w:szCs w:val="21"/>
-          <w:lang w:val="en-US"/>
+          <w:lang w:val="ru-RU"/>
         </w:rPr>
         <w:t xml:space="preserve">" </w:t>
       </w:r>
@@ -10361,7 +10391,7 @@
           <w:color w:val="8B949E"/>
           <w:sz w:val="21"/>
           <w:szCs w:val="21"/>
-          <w:lang w:val="en-US"/>
+          <w:lang w:val="ru-RU"/>
         </w:rPr>
         <w:t xml:space="preserve"> </w:t>
       </w:r>
@@ -10381,7 +10411,7 @@
           <w:color w:val="8B949E"/>
           <w:sz w:val="21"/>
           <w:szCs w:val="21"/>
-          <w:lang w:val="en-US"/>
+          <w:lang w:val="ru-RU"/>
         </w:rPr>
         <w:t>)</w:t>
       </w:r>
@@ -10396,7 +10426,7 @@
           <w:color w:val="BBBEBF"/>
           <w:sz w:val="21"/>
           <w:szCs w:val="21"/>
-          <w:lang w:val="en-US"/>
+          <w:lang w:val="ru-RU"/>
         </w:rPr>
       </w:pPr>
     </w:p>
@@ -10421,7 +10451,37 @@
           <w:szCs w:val="21"/>
           <w:lang w:val="en-US"/>
         </w:rPr>
-        <w:t xml:space="preserve">    </w:t>
+        <w:t> </w:t>
+      </w:r>
+      <w:r>
+        <w:rPr>
+          <w:rFonts w:ascii="Consolas" w:eastAsia="Times New Roman" w:hAnsi="Consolas" w:cs="Times New Roman"/>
+          <w:color w:val="BBBEBF"/>
+          <w:sz w:val="21"/>
+          <w:szCs w:val="21"/>
+          <w:lang w:val="ru-RU"/>
+        </w:rPr>
+        <w:t xml:space="preserve"> </w:t>
+      </w:r>
+      <w:r>
+        <w:rPr>
+          <w:rFonts w:ascii="Consolas" w:eastAsia="Times New Roman" w:hAnsi="Consolas" w:cs="Times New Roman"/>
+          <w:color w:val="BBBEBF"/>
+          <w:sz w:val="21"/>
+          <w:szCs w:val="21"/>
+          <w:lang w:val="en-US"/>
+        </w:rPr>
+        <w:t> </w:t>
+      </w:r>
+      <w:r>
+        <w:rPr>
+          <w:rFonts w:ascii="Consolas" w:eastAsia="Times New Roman" w:hAnsi="Consolas" w:cs="Times New Roman"/>
+          <w:color w:val="BBBEBF"/>
+          <w:sz w:val="21"/>
+          <w:szCs w:val="21"/>
+          <w:lang w:val="ru-RU"/>
+        </w:rPr>
+        <w:t xml:space="preserve"> </w:t>
       </w:r>
       <w:r>
         <w:rPr>
@@ -10772,7 +10832,7 @@
           <w:color w:val="BBBEBF"/>
           <w:sz w:val="21"/>
           <w:szCs w:val="21"/>
-          <w:lang w:val="ru-RU"/>
+          <w:lang w:val="en-US"/>
         </w:rPr>
       </w:pPr>
       <w:r>
@@ -10791,7 +10851,7 @@
           <w:color w:val="BBBEBF"/>
           <w:sz w:val="21"/>
           <w:szCs w:val="21"/>
-          <w:lang w:val="ru-RU"/>
+          <w:lang w:val="en-US"/>
         </w:rPr>
         <w:t>}</w:t>
       </w:r>
@@ -15338,7 +15398,7 @@
           <w:color w:val="BBBEBF"/>
           <w:sz w:val="21"/>
           <w:szCs w:val="21"/>
-          <w:lang w:val="ru-RU"/>
+          <w:lang w:val="en-US"/>
         </w:rPr>
       </w:pPr>
       <w:r>
@@ -15357,7 +15417,7 @@
           <w:color w:val="BBBEBF"/>
           <w:sz w:val="21"/>
           <w:szCs w:val="21"/>
-          <w:lang w:val="ru-RU"/>
+          <w:lang w:val="en-US"/>
         </w:rPr>
         <w:t>}</w:t>
       </w:r>
@@ -15372,16 +15432,16 @@
           <w:color w:val="BBBEBF"/>
           <w:sz w:val="21"/>
           <w:szCs w:val="21"/>
-          <w:lang w:val="ru-RU"/>
-        </w:rPr>
-      </w:pPr>
-      <w:r>
-        <w:rPr>
-          <w:rFonts w:ascii="Consolas" w:eastAsia="Times New Roman" w:hAnsi="Consolas" w:cs="Times New Roman"/>
-          <w:color w:val="BBBEBF"/>
-          <w:sz w:val="21"/>
-          <w:szCs w:val="21"/>
-          <w:lang w:val="ru-RU"/>
+          <w:lang w:val="en-US"/>
+        </w:rPr>
+      </w:pPr>
+      <w:r>
+        <w:rPr>
+          <w:rFonts w:ascii="Consolas" w:eastAsia="Times New Roman" w:hAnsi="Consolas" w:cs="Times New Roman"/>
+          <w:color w:val="BBBEBF"/>
+          <w:sz w:val="21"/>
+          <w:szCs w:val="21"/>
+          <w:lang w:val="en-US"/>
         </w:rPr>
         <w:t>    }</w:t>
       </w:r>
@@ -15396,16 +15456,16 @@
           <w:color w:val="BBBEBF"/>
           <w:sz w:val="21"/>
           <w:szCs w:val="21"/>
-          <w:lang w:val="ru-RU"/>
-        </w:rPr>
-      </w:pPr>
-      <w:r>
-        <w:rPr>
-          <w:rFonts w:ascii="Consolas" w:eastAsia="Times New Roman" w:hAnsi="Consolas" w:cs="Times New Roman"/>
-          <w:color w:val="BBBEBF"/>
-          <w:sz w:val="21"/>
-          <w:szCs w:val="21"/>
-          <w:lang w:val="ru-RU"/>
+          <w:lang w:val="en-US"/>
+        </w:rPr>
+      </w:pPr>
+      <w:r>
+        <w:rPr>
+          <w:rFonts w:ascii="Consolas" w:eastAsia="Times New Roman" w:hAnsi="Consolas" w:cs="Times New Roman"/>
+          <w:color w:val="BBBEBF"/>
+          <w:sz w:val="21"/>
+          <w:szCs w:val="21"/>
+          <w:lang w:val="en-US"/>
         </w:rPr>
         <w:t>}</w:t>
       </w:r>
@@ -24755,6 +24815,7 @@
           <w:rFonts w:ascii="Times New Roman" w:hAnsi="Times New Roman" w:cs="Times New Roman"/>
           <w:b/>
           <w:bCs/>
+          <w:noProof/>
           <w:sz w:val="28"/>
           <w:szCs w:val="28"/>
           <w:lang w:val="en-US"/>
@@ -25817,16 +25878,16 @@
           <w:color w:val="BBBEBF"/>
           <w:sz w:val="21"/>
           <w:szCs w:val="21"/>
-          <w:lang w:val="ru-RU"/>
-        </w:rPr>
-      </w:pPr>
-      <w:r>
-        <w:rPr>
-          <w:rFonts w:ascii="Consolas" w:eastAsia="Times New Roman" w:hAnsi="Consolas" w:cs="Times New Roman"/>
-          <w:color w:val="BBBEBF"/>
-          <w:sz w:val="21"/>
-          <w:szCs w:val="21"/>
-          <w:lang w:val="ru-RU"/>
+          <w:lang w:val="en-US"/>
+        </w:rPr>
+      </w:pPr>
+      <w:r>
+        <w:rPr>
+          <w:rFonts w:ascii="Consolas" w:eastAsia="Times New Roman" w:hAnsi="Consolas" w:cs="Times New Roman"/>
+          <w:color w:val="BBBEBF"/>
+          <w:sz w:val="21"/>
+          <w:szCs w:val="21"/>
+          <w:lang w:val="en-US"/>
         </w:rPr>
         <w:t>}</w:t>
       </w:r>
@@ -28377,7 +28438,7 @@
           <w:color w:val="BBBEBF"/>
           <w:sz w:val="21"/>
           <w:szCs w:val="21"/>
-          <w:lang w:val="ru-RU"/>
+          <w:lang w:val="en-US"/>
         </w:rPr>
       </w:pPr>
       <w:r>
@@ -28396,7 +28457,7 @@
           <w:color w:val="BBBEBF"/>
           <w:sz w:val="21"/>
           <w:szCs w:val="21"/>
-          <w:lang w:val="ru-RU"/>
+          <w:lang w:val="en-US"/>
         </w:rPr>
         <w:t>}</w:t>
       </w:r>
@@ -28411,16 +28472,16 @@
           <w:color w:val="BBBEBF"/>
           <w:sz w:val="21"/>
           <w:szCs w:val="21"/>
-          <w:lang w:val="ru-RU"/>
-        </w:rPr>
-      </w:pPr>
-      <w:r>
-        <w:rPr>
-          <w:rFonts w:ascii="Consolas" w:eastAsia="Times New Roman" w:hAnsi="Consolas" w:cs="Times New Roman"/>
-          <w:color w:val="BBBEBF"/>
-          <w:sz w:val="21"/>
-          <w:szCs w:val="21"/>
-          <w:lang w:val="ru-RU"/>
+          <w:lang w:val="en-US"/>
+        </w:rPr>
+      </w:pPr>
+      <w:r>
+        <w:rPr>
+          <w:rFonts w:ascii="Consolas" w:eastAsia="Times New Roman" w:hAnsi="Consolas" w:cs="Times New Roman"/>
+          <w:color w:val="BBBEBF"/>
+          <w:sz w:val="21"/>
+          <w:szCs w:val="21"/>
+          <w:lang w:val="en-US"/>
         </w:rPr>
         <w:t>}</w:t>
       </w:r>
@@ -29494,7 +29555,7 @@
           <w:color w:val="BBBEBF"/>
           <w:sz w:val="21"/>
           <w:szCs w:val="21"/>
-          <w:lang w:val="ru-RU"/>
+          <w:lang w:val="en-US"/>
         </w:rPr>
       </w:pPr>
       <w:r>
@@ -29513,7 +29574,7 @@
           <w:color w:val="BBBEBF"/>
           <w:sz w:val="21"/>
           <w:szCs w:val="21"/>
-          <w:lang w:val="ru-RU"/>
+          <w:lang w:val="en-US"/>
         </w:rPr>
         <w:t>}</w:t>
       </w:r>
@@ -29528,16 +29589,16 @@
           <w:color w:val="BBBEBF"/>
           <w:sz w:val="21"/>
           <w:szCs w:val="21"/>
-          <w:lang w:val="ru-RU"/>
-        </w:rPr>
-      </w:pPr>
-      <w:r>
-        <w:rPr>
-          <w:rFonts w:ascii="Consolas" w:eastAsia="Times New Roman" w:hAnsi="Consolas" w:cs="Times New Roman"/>
-          <w:color w:val="BBBEBF"/>
-          <w:sz w:val="21"/>
-          <w:szCs w:val="21"/>
-          <w:lang w:val="ru-RU"/>
+          <w:lang w:val="en-US"/>
+        </w:rPr>
+      </w:pPr>
+      <w:r>
+        <w:rPr>
+          <w:rFonts w:ascii="Consolas" w:eastAsia="Times New Roman" w:hAnsi="Consolas" w:cs="Times New Roman"/>
+          <w:color w:val="BBBEBF"/>
+          <w:sz w:val="21"/>
+          <w:szCs w:val="21"/>
+          <w:lang w:val="en-US"/>
         </w:rPr>
         <w:t>}</w:t>
       </w:r>
@@ -34015,7 +34076,7 @@
           <w:color w:val="BBBEBF"/>
           <w:sz w:val="21"/>
           <w:szCs w:val="21"/>
-          <w:lang w:val="ru-RU"/>
+          <w:lang w:val="en-US"/>
         </w:rPr>
       </w:pPr>
       <w:r>
@@ -34028,25 +34089,23 @@
         </w:rPr>
         <w:t xml:space="preserve">        </w:t>
       </w:r>
-      <w:proofErr w:type="spellStart"/>
       <w:r>
         <w:rPr>
           <w:rFonts w:ascii="Consolas" w:eastAsia="Times New Roman" w:hAnsi="Consolas" w:cs="Times New Roman"/>
           <w:color w:val="C9D1D9"/>
           <w:sz w:val="21"/>
           <w:szCs w:val="21"/>
-          <w:lang w:val="ru-RU"/>
+          <w:lang w:val="en-US"/>
         </w:rPr>
         <w:t>isSupermarket</w:t>
       </w:r>
-      <w:proofErr w:type="spellEnd"/>
-      <w:r>
-        <w:rPr>
-          <w:rFonts w:ascii="Consolas" w:eastAsia="Times New Roman" w:hAnsi="Consolas" w:cs="Times New Roman"/>
-          <w:color w:val="BBBEBF"/>
-          <w:sz w:val="21"/>
-          <w:szCs w:val="21"/>
-          <w:lang w:val="ru-RU"/>
+      <w:r>
+        <w:rPr>
+          <w:rFonts w:ascii="Consolas" w:eastAsia="Times New Roman" w:hAnsi="Consolas" w:cs="Times New Roman"/>
+          <w:color w:val="BBBEBF"/>
+          <w:sz w:val="21"/>
+          <w:szCs w:val="21"/>
+          <w:lang w:val="en-US"/>
         </w:rPr>
         <w:t xml:space="preserve"> </w:t>
       </w:r>
@@ -34056,7 +34115,7 @@
           <w:color w:val="D4D4D4"/>
           <w:sz w:val="21"/>
           <w:szCs w:val="21"/>
-          <w:lang w:val="ru-RU"/>
+          <w:lang w:val="en-US"/>
         </w:rPr>
         <w:t>=</w:t>
       </w:r>
@@ -34066,19 +34125,17 @@
           <w:color w:val="BBBEBF"/>
           <w:sz w:val="21"/>
           <w:szCs w:val="21"/>
-          <w:lang w:val="ru-RU"/>
-        </w:rPr>
-        <w:t xml:space="preserve"> </w:t>
-      </w:r>
-      <w:proofErr w:type="spellStart"/>
-      <w:proofErr w:type="gramStart"/>
+          <w:lang w:val="en-US"/>
+        </w:rPr>
+        <w:t xml:space="preserve"> </w:t>
+      </w:r>
       <w:r>
         <w:rPr>
           <w:rFonts w:ascii="Consolas" w:eastAsia="Times New Roman" w:hAnsi="Consolas" w:cs="Times New Roman"/>
           <w:color w:val="C9D1D9"/>
           <w:sz w:val="21"/>
           <w:szCs w:val="21"/>
-          <w:lang w:val="ru-RU"/>
+          <w:lang w:val="en-US"/>
         </w:rPr>
         <w:t>departments</w:t>
       </w:r>
@@ -34088,7 +34145,7 @@
           <w:color w:val="BBBEBF"/>
           <w:sz w:val="21"/>
           <w:szCs w:val="21"/>
-          <w:lang w:val="ru-RU"/>
+          <w:lang w:val="en-US"/>
         </w:rPr>
         <w:t>.</w:t>
       </w:r>
@@ -34098,19 +34155,17 @@
           <w:color w:val="D2A8FF"/>
           <w:sz w:val="21"/>
           <w:szCs w:val="21"/>
-          <w:lang w:val="ru-RU"/>
+          <w:lang w:val="en-US"/>
         </w:rPr>
         <w:t>size</w:t>
       </w:r>
-      <w:proofErr w:type="spellEnd"/>
-      <w:proofErr w:type="gramEnd"/>
-      <w:r>
-        <w:rPr>
-          <w:rFonts w:ascii="Consolas" w:eastAsia="Times New Roman" w:hAnsi="Consolas" w:cs="Times New Roman"/>
-          <w:color w:val="BBBEBF"/>
-          <w:sz w:val="21"/>
-          <w:szCs w:val="21"/>
-          <w:lang w:val="ru-RU"/>
+      <w:r>
+        <w:rPr>
+          <w:rFonts w:ascii="Consolas" w:eastAsia="Times New Roman" w:hAnsi="Consolas" w:cs="Times New Roman"/>
+          <w:color w:val="BBBEBF"/>
+          <w:sz w:val="21"/>
+          <w:szCs w:val="21"/>
+          <w:lang w:val="en-US"/>
         </w:rPr>
         <w:t xml:space="preserve">() </w:t>
       </w:r>
@@ -34120,7 +34175,7 @@
           <w:color w:val="D4D4D4"/>
           <w:sz w:val="21"/>
           <w:szCs w:val="21"/>
-          <w:lang w:val="ru-RU"/>
+          <w:lang w:val="en-US"/>
         </w:rPr>
         <w:t>&gt;</w:t>
       </w:r>
@@ -34130,7 +34185,7 @@
           <w:color w:val="BBBEBF"/>
           <w:sz w:val="21"/>
           <w:szCs w:val="21"/>
-          <w:lang w:val="ru-RU"/>
+          <w:lang w:val="en-US"/>
         </w:rPr>
         <w:t xml:space="preserve"> </w:t>
       </w:r>
@@ -34140,7 +34195,7 @@
           <w:color w:val="B5CEA8"/>
           <w:sz w:val="21"/>
           <w:szCs w:val="21"/>
-          <w:lang w:val="ru-RU"/>
+          <w:lang w:val="en-US"/>
         </w:rPr>
         <w:t>1</w:t>
       </w:r>
@@ -34150,7 +34205,7 @@
           <w:color w:val="BBBEBF"/>
           <w:sz w:val="21"/>
           <w:szCs w:val="21"/>
-          <w:lang w:val="ru-RU"/>
+          <w:lang w:val="en-US"/>
         </w:rPr>
         <w:t>;</w:t>
       </w:r>
@@ -34165,16 +34220,16 @@
           <w:color w:val="BBBEBF"/>
           <w:sz w:val="21"/>
           <w:szCs w:val="21"/>
-          <w:lang w:val="ru-RU"/>
-        </w:rPr>
-      </w:pPr>
-      <w:r>
-        <w:rPr>
-          <w:rFonts w:ascii="Consolas" w:eastAsia="Times New Roman" w:hAnsi="Consolas" w:cs="Times New Roman"/>
-          <w:color w:val="BBBEBF"/>
-          <w:sz w:val="21"/>
-          <w:szCs w:val="21"/>
-          <w:lang w:val="ru-RU"/>
+          <w:lang w:val="en-US"/>
+        </w:rPr>
+      </w:pPr>
+      <w:r>
+        <w:rPr>
+          <w:rFonts w:ascii="Consolas" w:eastAsia="Times New Roman" w:hAnsi="Consolas" w:cs="Times New Roman"/>
+          <w:color w:val="BBBEBF"/>
+          <w:sz w:val="21"/>
+          <w:szCs w:val="21"/>
+          <w:lang w:val="en-US"/>
         </w:rPr>
         <w:t>    }</w:t>
       </w:r>
@@ -34189,16 +34244,16 @@
           <w:color w:val="BBBEBF"/>
           <w:sz w:val="21"/>
           <w:szCs w:val="21"/>
-          <w:lang w:val="ru-RU"/>
-        </w:rPr>
-      </w:pPr>
-      <w:r>
-        <w:rPr>
-          <w:rFonts w:ascii="Consolas" w:eastAsia="Times New Roman" w:hAnsi="Consolas" w:cs="Times New Roman"/>
-          <w:color w:val="BBBEBF"/>
-          <w:sz w:val="21"/>
-          <w:szCs w:val="21"/>
-          <w:lang w:val="ru-RU"/>
+          <w:lang w:val="en-US"/>
+        </w:rPr>
+      </w:pPr>
+      <w:r>
+        <w:rPr>
+          <w:rFonts w:ascii="Consolas" w:eastAsia="Times New Roman" w:hAnsi="Consolas" w:cs="Times New Roman"/>
+          <w:color w:val="BBBEBF"/>
+          <w:sz w:val="21"/>
+          <w:szCs w:val="21"/>
+          <w:lang w:val="en-US"/>
         </w:rPr>
         <w:t>}</w:t>
       </w:r>
@@ -34215,7 +34270,7 @@
           <w:color w:val="000009"/>
           <w:sz w:val="28"/>
           <w:szCs w:val="28"/>
-          <w:lang w:val="ru-RU"/>
+          <w:lang w:val="en-US"/>
         </w:rPr>
       </w:pPr>
     </w:p>
@@ -39982,7 +40037,7 @@
           <w:color w:val="BBBEBF"/>
           <w:sz w:val="21"/>
           <w:szCs w:val="21"/>
-          <w:lang w:val="ru-RU"/>
+          <w:lang w:val="en-US"/>
         </w:rPr>
       </w:pPr>
       <w:r>
@@ -40001,7 +40056,7 @@
           <w:color w:val="BBBEBF"/>
           <w:sz w:val="21"/>
           <w:szCs w:val="21"/>
-          <w:lang w:val="ru-RU"/>
+          <w:lang w:val="en-US"/>
         </w:rPr>
         <w:t>}</w:t>
       </w:r>
@@ -40016,16 +40071,16 @@
           <w:color w:val="BBBEBF"/>
           <w:sz w:val="21"/>
           <w:szCs w:val="21"/>
-          <w:lang w:val="ru-RU"/>
-        </w:rPr>
-      </w:pPr>
-      <w:r>
-        <w:rPr>
-          <w:rFonts w:ascii="Consolas" w:eastAsia="Times New Roman" w:hAnsi="Consolas" w:cs="Times New Roman"/>
-          <w:color w:val="BBBEBF"/>
-          <w:sz w:val="21"/>
-          <w:szCs w:val="21"/>
-          <w:lang w:val="ru-RU"/>
+          <w:lang w:val="en-US"/>
+        </w:rPr>
+      </w:pPr>
+      <w:r>
+        <w:rPr>
+          <w:rFonts w:ascii="Consolas" w:eastAsia="Times New Roman" w:hAnsi="Consolas" w:cs="Times New Roman"/>
+          <w:color w:val="BBBEBF"/>
+          <w:sz w:val="21"/>
+          <w:szCs w:val="21"/>
+          <w:lang w:val="en-US"/>
         </w:rPr>
         <w:t>}</w:t>
       </w:r>
@@ -52641,6 +52696,7 @@
       <w:r>
         <w:rPr>
           <w:rFonts w:ascii="Times New Roman" w:hAnsi="Times New Roman" w:cs="Times New Roman"/>
+          <w:noProof/>
           <w:sz w:val="28"/>
           <w:szCs w:val="28"/>
           <w:lang w:val="ru-RU"/>
@@ -52751,6 +52807,7 @@
       <w:r>
         <w:rPr>
           <w:rFonts w:ascii="Times New Roman" w:hAnsi="Times New Roman" w:cs="Times New Roman"/>
+          <w:noProof/>
           <w:sz w:val="28"/>
           <w:szCs w:val="28"/>
         </w:rPr>
@@ -52841,57 +52898,34 @@
           <w:sz w:val="28"/>
           <w:szCs w:val="28"/>
         </w:rPr>
-        <w:t>Продовження р</w:t>
-      </w:r>
-      <w:r>
+        <w:t>Продовження результату роботи скрипту завдання 5</w:t>
+      </w:r>
+    </w:p>
+    <w:p>
+      <w:pPr>
+        <w:spacing w:after="0" w:line="360" w:lineRule="auto"/>
+        <w:jc w:val="center"/>
         <w:rPr>
           <w:rFonts w:ascii="Times New Roman" w:hAnsi="Times New Roman" w:cs="Times New Roman"/>
           <w:sz w:val="28"/>
           <w:szCs w:val="28"/>
         </w:rPr>
-        <w:t>езультат</w:t>
-      </w:r>
-      <w:r>
+      </w:pPr>
+    </w:p>
+    <w:p>
+      <w:pPr>
+        <w:spacing w:after="0" w:line="360" w:lineRule="auto"/>
+        <w:jc w:val="center"/>
         <w:rPr>
           <w:rFonts w:ascii="Times New Roman" w:hAnsi="Times New Roman" w:cs="Times New Roman"/>
           <w:sz w:val="28"/>
           <w:szCs w:val="28"/>
         </w:rPr>
-        <w:t>у</w:t>
-      </w:r>
+      </w:pPr>
       <w:r>
         <w:rPr>
           <w:rFonts w:ascii="Times New Roman" w:hAnsi="Times New Roman" w:cs="Times New Roman"/>
-          <w:sz w:val="28"/>
-          <w:szCs w:val="28"/>
-        </w:rPr>
-        <w:t xml:space="preserve"> роботи скрипту завдання 5</w:t>
-      </w:r>
-    </w:p>
-    <w:p>
-      <w:pPr>
-        <w:spacing w:after="0" w:line="360" w:lineRule="auto"/>
-        <w:jc w:val="center"/>
-        <w:rPr>
-          <w:rFonts w:ascii="Times New Roman" w:hAnsi="Times New Roman" w:cs="Times New Roman"/>
-          <w:sz w:val="28"/>
-          <w:szCs w:val="28"/>
-        </w:rPr>
-      </w:pPr>
-    </w:p>
-    <w:p>
-      <w:pPr>
-        <w:spacing w:after="0" w:line="360" w:lineRule="auto"/>
-        <w:jc w:val="center"/>
-        <w:rPr>
-          <w:rFonts w:ascii="Times New Roman" w:hAnsi="Times New Roman" w:cs="Times New Roman"/>
-          <w:sz w:val="28"/>
-          <w:szCs w:val="28"/>
-        </w:rPr>
-      </w:pPr>
-      <w:r>
-        <w:rPr>
-          <w:rFonts w:ascii="Times New Roman" w:hAnsi="Times New Roman" w:cs="Times New Roman"/>
+          <w:noProof/>
           <w:sz w:val="28"/>
           <w:szCs w:val="28"/>
         </w:rPr>
@@ -52958,16 +52992,15 @@
           <w:szCs w:val="28"/>
           <w:lang w:val="ru-RU"/>
         </w:rPr>
-        <w:t>6.</w:t>
+        <w:t>6.5</w:t>
       </w:r>
       <w:r>
         <w:rPr>
           <w:rFonts w:ascii="Times New Roman" w:hAnsi="Times New Roman" w:cs="Times New Roman"/>
           <w:sz w:val="28"/>
           <w:szCs w:val="28"/>
-          <w:lang w:val="ru-RU"/>
-        </w:rPr>
-        <w:t>5</w:t>
+        </w:rPr>
+        <w:t xml:space="preserve"> – </w:t>
       </w:r>
       <w:r>
         <w:rPr>
@@ -52975,16 +53008,22 @@
           <w:sz w:val="28"/>
           <w:szCs w:val="28"/>
         </w:rPr>
-        <w:t xml:space="preserve"> – </w:t>
-      </w:r>
-      <w:r>
+        <w:t>Продовження результату роботи скрипту завдання 5</w:t>
+      </w:r>
+    </w:p>
+    <w:p>
+      <w:pPr>
+        <w:spacing w:after="0" w:line="360" w:lineRule="auto"/>
+        <w:ind w:firstLine="709"/>
+        <w:jc w:val="both"/>
         <w:rPr>
           <w:rFonts w:ascii="Times New Roman" w:hAnsi="Times New Roman" w:cs="Times New Roman"/>
+          <w:b/>
+          <w:bCs/>
           <w:sz w:val="28"/>
           <w:szCs w:val="28"/>
         </w:rPr>
-        <w:t>Продовження результату роботи скрипту завдання 5</w:t>
-      </w:r>
+      </w:pPr>
     </w:p>
     <w:p>
       <w:pPr>
@@ -56141,7 +56180,7 @@
     </w:rPr>
   </w:style>
   <w:style w:type="character" w:customStyle="1" w:styleId="a6">
-    <w:name w:val="Текст у виносці Знак"/>
+    <w:name w:val="Текст выноски Знак"/>
     <w:basedOn w:val="a0"/>
     <w:link w:val="a5"/>
     <w:uiPriority w:val="99"/>
@@ -56228,7 +56267,7 @@
     </w:pPr>
   </w:style>
   <w:style w:type="character" w:customStyle="1" w:styleId="ab">
-    <w:name w:val="Верхній колонтитул Знак"/>
+    <w:name w:val="Верхний колонтитул Знак"/>
     <w:basedOn w:val="a0"/>
     <w:link w:val="aa"/>
     <w:uiPriority w:val="99"/>
@@ -56250,7 +56289,7 @@
     </w:pPr>
   </w:style>
   <w:style w:type="character" w:customStyle="1" w:styleId="ad">
-    <w:name w:val="Нижній колонтитул Знак"/>
+    <w:name w:val="Нижний колонтитул Знак"/>
     <w:basedOn w:val="a0"/>
     <w:link w:val="ac"/>
     <w:uiPriority w:val="99"/>
@@ -56352,7 +56391,7 @@
     </w:rPr>
   </w:style>
   <w:style w:type="character" w:customStyle="1" w:styleId="HTML1">
-    <w:name w:val="Стандартний HTML Знак"/>
+    <w:name w:val="Стандартный HTML Знак"/>
     <w:basedOn w:val="a0"/>
     <w:link w:val="HTML0"/>
     <w:uiPriority w:val="99"/>
